--- a/Session-23/Locust.docx
+++ b/Session-23/Locust.docx
@@ -71,6 +71,8 @@
           <w:lang w:val="en-US"/>
         </w:rPr>
       </w:pPr>
+      <w:bookmarkStart w:id="0" w:name="_GoBack"/>
+      <w:bookmarkEnd w:id="0"/>
       <w:proofErr w:type="spellStart"/>
       <w:r>
         <w:rPr>
@@ -83,7 +85,7 @@
         <w:rPr>
           <w:lang w:val="en-US"/>
         </w:rPr>
-        <w:t xml:space="preserve"> apt install python3</w:t>
+        <w:t xml:space="preserve"> apt install python3-locust</w:t>
       </w:r>
     </w:p>
     <w:p>
@@ -1071,8 +1073,6 @@
           <w:lang w:val="en-US"/>
         </w:rPr>
       </w:pPr>
-      <w:bookmarkStart w:id="0" w:name="_GoBack"/>
-      <w:bookmarkEnd w:id="0"/>
     </w:p>
     <w:sectPr>
       <w:pgSz w:w="11906" w:h="16838"/>
